--- a/StatementOfContribution/Statement of Contributions (1).docx
+++ b/StatementOfContribution/Statement of Contributions (1).docx
@@ -694,6 +694,16 @@
                 <w:lang w:eastAsia="en-AU"/>
               </w:rPr>
             </w:pPr>
+            <w:r>
+              <w:rPr>
+                <w:rFonts w:cstheme="minorHAnsi"/>
+                <w:color w:val="333333"/>
+                <w:sz w:val="28"/>
+                <w:szCs w:val="28"/>
+                <w:lang w:eastAsia="en-AU"/>
+              </w:rPr>
+              <w:t>Aishi Jain</w:t>
+            </w:r>
           </w:p>
         </w:tc>
         <w:tc>
@@ -711,6 +721,16 @@
                 <w:lang w:eastAsia="en-AU"/>
               </w:rPr>
             </w:pPr>
+            <w:r>
+              <w:rPr>
+                <w:rFonts w:cstheme="minorHAnsi"/>
+                <w:color w:val="333333"/>
+                <w:sz w:val="28"/>
+                <w:szCs w:val="28"/>
+                <w:lang w:eastAsia="en-AU"/>
+              </w:rPr>
+              <w:t>S4184408</w:t>
+            </w:r>
           </w:p>
         </w:tc>
         <w:tc>
@@ -728,6 +748,16 @@
                 <w:lang w:eastAsia="en-AU"/>
               </w:rPr>
             </w:pPr>
+            <w:r>
+              <w:rPr>
+                <w:rFonts w:cstheme="minorHAnsi"/>
+                <w:color w:val="333333"/>
+                <w:sz w:val="28"/>
+                <w:szCs w:val="28"/>
+                <w:lang w:eastAsia="en-AU"/>
+              </w:rPr>
+              <w:t>33.3%</w:t>
+            </w:r>
           </w:p>
         </w:tc>
         <w:tc>
@@ -745,6 +775,16 @@
                 <w:lang w:eastAsia="en-AU"/>
               </w:rPr>
             </w:pPr>
+            <w:r>
+              <w:rPr>
+                <w:rFonts w:cstheme="minorHAnsi"/>
+                <w:color w:val="333333"/>
+                <w:sz w:val="28"/>
+                <w:szCs w:val="28"/>
+                <w:lang w:eastAsia="en-AU"/>
+              </w:rPr>
+              <w:t>AISHI JAIN</w:t>
+            </w:r>
           </w:p>
         </w:tc>
         <w:tc>
@@ -762,6 +802,16 @@
                 <w:lang w:eastAsia="en-AU"/>
               </w:rPr>
             </w:pPr>
+            <w:r>
+              <w:rPr>
+                <w:rFonts w:cstheme="minorHAnsi"/>
+                <w:color w:val="333333"/>
+                <w:sz w:val="28"/>
+                <w:szCs w:val="28"/>
+                <w:lang w:eastAsia="en-AU"/>
+              </w:rPr>
+              <w:t>12/10/2026</w:t>
+            </w:r>
           </w:p>
         </w:tc>
       </w:tr>
@@ -2358,4 +2408,10 @@
     </a:ext>
   </a:extLst>
 </a:theme>
+</file>
+
+<file path=docMetadata/LabelInfo.xml><?xml version="1.0" encoding="utf-8"?>
+<clbl:labelList xmlns:clbl="http://schemas.microsoft.com/office/2020/mipLabelMetadata">
+  <clbl:label id="{8c3d088b-6243-4963-a2e2-8b321ab7f8fc}" enabled="1" method="Standard" siteId="{d1323671-cdbe-4417-b4d4-bdb24b51316b}" contentBits="1" removed="0"/>
+</clbl:labelList>
 </file>